--- a/journal/manuscript_v86_en_JIK.docx
+++ b/journal/manuscript_v86_en_JIK.docx
@@ -38,7 +38,7 @@
         <w:pStyle w:val="FirstParagraph"/>
       </w:pPr>
       <w:r>
-        <w:t xml:space="preserve">Front-end fabrication and back-end assembly have long been separate knowledge domains in semiconductor manufacturing. Hybrid bonding, a back-end technology, depends on front-end fabrication knowledge for its performance, driving convergence, or knowledge integration, across process stages. Using hybrid bonding patent applications from the European Patent Office’s PATSTAT, this study examines the level and forms of cross-stage knowledge integration, its change over time, and shifts in its locus. Applications were classified as bonding-only, process-only, or integrated by Cooperative Patent Classification co-classification, a trace of this integration, and analyzed with multinomial and binary logit models and technology cluster and network analyses. First, integrated applications formed the largest group and remained substantial under a narrower definition excluding packaging-stage processes, indicating cross-stage convergence was not exceptional; they also included more diverse technologies. Second, integration evolved through three phases (formation, when process-only applications dominated; diffusion, when integrated applications peaked; and reconfiguration, when they declined and bonding-only applications increased) as the center of gravity of filings shifted from fabrication processes toward bonding. Third, bonding applications containing the core technologies were far more likely than others to carry fabrication-process classifications in the formation phase, but this gap became nonsignificant by the reconfiguration phase, and the center of the fabrication processes combined with bonding shifted from wafer fabrication to processing apparatus and packaging-stage processes. Cross-stage convergence is thus not a linear expansion but a dynamic process whose content and center are reorganized across phases; as the core design became entrenched, knowledge integration appears to have relocated rather than disappeared.</w:t>
+        <w:t xml:space="preserve">Front-end fabrication and back-end assembly have long been separate knowledge domains in semiconductor manufacturing. Hybrid bonding, a back-end technology, depends on front-end fabrication knowledge for its performance, driving convergence, or knowledge integration, across process stages. Using hybrid bonding patent applications from the European Patent Office’s PATSTAT, this study examines the level and forms of cross-stage knowledge integration, its change over time, and shifts in its locus. Applications were classified as bonding-only, process-only, or integrated by Cooperative Patent Classification co-classification, a trace of this integration, and analyzed with multinomial and binary logit models and technology cluster and network analyses. First, integrated applications formed the largest group and remained substantial under a narrower definition excluding packaging-stage processes, indicating cross-stage convergence was not exceptional; they included more diverse technical elements. Second, integration evolved through three phases (formation, when process-only applications dominated; diffusion, when the integrated share peaked; and reconfiguration, when it fell as bonding-only applications increased) as the center of gravity of filings shifted from fabrication processes toward bonding. Third, bonding applications containing the core technologies were far more likely than others to carry fabrication-process classifications in the formation phase, but this gap became nonsignificant by the reconfiguration phase, and the center of the fabrication processes combined with bonding shifted from wafer fabrication to processing apparatus and packaging-stage processes. Cross-stage convergence is not a linear expansion but a dynamic process whose content and center are reorganized across phases; as the core design became entrenched, knowledge integration appears to have relocated rather than disappeared.</w:t>
       </w:r>
     </w:p>
     <w:p>
@@ -226,7 +226,7 @@
         <w:pStyle w:val="BodyText"/>
       </w:pPr>
       <w:r>
-        <w:t xml:space="preserve">This prior research, however, shares three features. First, its focus lies on overlaps between different industries or technological fields (Bröring et al., 2006; Gambardella &amp; Torrisi, 1998; No &amp; Park, 2010). Second, convergence is generally measured with field-level indicators that aggregate co-classifications or citations between two fields (Cho &amp; Kim, 2014; Choi et al., 2022; Curran et al., 2010; Song et al., 2017). Such indicators show whether and when two fields converge, but because differences among individual patents are hidden in the average, they can hardly explain which inventions embody convergence. Third, whereas theory views convergence as a staged process, empirical studies have largely been confined to confirming, as a trend, whether the degree of convergence has increased; how the content and center of convergence change as convergence proceeds has received little attention. Sick and Bröring (2022) likewise noted that research treating convergence as a process has developed relatively independently of its theoretical foundations.</w:t>
+        <w:t xml:space="preserve">This prior research, however, shares three features. First, its focus lies on overlaps between different industries or technological fields (Bröring et al., 2006; Gambardella &amp; Torrisi, 1998; No &amp; Park, 2010). Second, convergence is generally measured with field-level indicators that aggregate co-classifications or citations between two fields (Cho &amp; Kim, 2014; Choi et al., 2022; Curran et al., 2010; Song et al., 2017). Such indicators show whether and when two fields converge, but because differences among individual patents are hidden in the average, they cannot readily explain which inventions embody convergence. Third, whereas theory views convergence as a staged process, empirical studies have largely been confined to confirming, as a trend, whether the degree of convergence has increased; how the content and center of convergence change as convergence proceeds has received little attention. Sick and Bröring (2022) likewise noted that research treating convergence as a process has developed relatively independently of its theoretical foundations.</w:t>
       </w:r>
     </w:p>
     <w:bookmarkEnd w:id="11"/>
@@ -294,7 +294,7 @@
         <w:pStyle w:val="BodyText"/>
       </w:pPr>
       <w:r>
-        <w:t xml:space="preserve">Inventions containing the core technologies can therefore be expected to incorporate fabrication-process knowledge more often than other bonding inventions while the technology is forming, but this difference should diminish over time, and new combinations should occur in peripheral processes that take the interface of the core technologies as given. In terms of the stage model, this is a movement from technological convergence to applicational convergence, that is, a relocation of the locus of knowledge integration from the core bonding interface to peripheral processes. Furthermore, just as the convergence of process knowledge in Rosenberg’s (1963) case spread through machine tools, an equipment industry, process equipment can serve as an intermediary that connects the two stages in cross-stage convergence. This is why this study divides fabrication processes into wafer fabrication, processing apparatus, and packaging-stage processes and compares the coupling of each domain with bonding technologies. These theoretical expectations are not tested as statistical hypotheses; they serve as benchmarks for interpreting the results.</w:t>
+        <w:t xml:space="preserve">Inventions containing the core technologies can therefore be expected to incorporate fabrication-process knowledge more often than other bonding inventions while the technology is forming, but this difference should diminish over time, and new combinations should occur in peripheral processes that take the interface of the core technologies as given. In terms of the stage model, this is a movement from technological convergence to applicational convergence, that is, a relocation of the locus of knowledge integration from the core bonding interface to peripheral processes. Furthermore, just as the convergence of process knowledge in Rosenberg’s (1963) case spread through machine tools, an equipment industry, processing apparatus can serve as an intermediary that connects the two stages in cross-stage convergence. This is why this study divides fabrication processes into wafer fabrication, processing apparatus, and packaging-stage processes and compares the coupling of each domain with bonding technologies. These theoretical expectations are not tested as statistical hypotheses; they serve as benchmarks for interpreting the results.</w:t>
       </w:r>
     </w:p>
     <w:bookmarkEnd w:id="13"/>
@@ -328,7 +328,7 @@
         <w:pStyle w:val="BodyText"/>
       </w:pPr>
       <w:r>
-        <w:t xml:space="preserve">The core technologies are identified with technology cluster and network analyses (Section 4.4). If classification symbols are treated as nodes and pairs of jointly assigned symbols as links, the structure of combinations among technical elements can be represented as a network (Sternitzke et al., 2008), and the frequency with which two symbols are assigned together reflects the knowledge relatedness between the two technologies (Breschi et al., 2003). Treating the symbols most strongly linked to the others as core technologies approximates Murmann and Frenken’s (2006) concept of core elements in the combination structure of classifications, and period-to-period changes in the symbols that link different symbols indicate the locus of knowledge integration. Finally, technological scope applies Lerner’s (1994) approach of measuring patent scope by the number of classification symbols, restricted to the number of subgroups within the two classes (Hall &amp; Ziedonis, 2001; Ziedonis, 2004), and indicates the diversity of the elements that an invention combines across the two domains. Because an integrated application by definition carries at least one symbol of each class, however, the relationship between technological scope and type has a mechanical aspect, which is addressed in Sections 4.3 and 5.4.</w:t>
+        <w:t xml:space="preserve">The core technologies are identified with technology cluster and network analyses (Section 4.4). If classification symbols are treated as nodes and pairs of jointly assigned symbols as links, the structure of combinations among technical elements can be represented as a network (Sternitzke et al., 2008), and the frequency with which two symbols are assigned together reflects the knowledge relatedness between the two technologies (Breschi et al., 2003). Treating the symbols most strongly linked to the others as core technologies approximates, within the combination structure of classifications, Murmann and Frenken’s (2006) concept of core elements, and period-to-period changes in the symbols that link different symbols indicate the locus of knowledge integration. Finally, technological scope applies Lerner’s (1994) approach of measuring patent scope by the number of classification symbols, restricted to the number of subgroups within the two classes (Hall &amp; Ziedonis, 2001; Ziedonis, 2004), and indicates the diversity of the elements that an invention combines across the two domains. Because an integrated application by definition carries at least one symbol of each class, however, the relationship between technological scope and type has a mechanical aspect, which is addressed in Sections 4.3 and 5.4.</w:t>
       </w:r>
     </w:p>
     <w:bookmarkEnd w:id="14"/>
@@ -356,7 +356,7 @@
         <w:pStyle w:val="FirstParagraph"/>
       </w:pPr>
       <w:r>
-        <w:t xml:space="preserve">In hybrid bonding, two planar surfaces with copper pads embedded in a dielectric are brought together; the dielectric is bonded first at room temperature, and the copper pads are then joined by low-temperature annealing to form permanent electrical connections. Because no solder bumps are used, the interconnect pitch can be reduced below 10 µm, which is difficult to achieve with microbump flip-chip methods, and reaches below 1 µm in research settings (Lau, 2021, 2022). Wafer-to-wafer (W2W) bonding, which bonds entire wafers, was commercialized first in CMOS image sensors and 3D NAND, whereas die-to-wafer (D2W) bonding, which bonds individual dies to a wafer, is required to implement chiplets, HBM, and 3D logic. Figure 1 organizes hybrid bonding into four layers: enabling processes, bonding configurations, device structures, and applications.</w:t>
+        <w:t xml:space="preserve">In hybrid bonding, two planar surfaces with copper pads embedded in a dielectric are brought together; the dielectric is bonded first at room temperature, and the copper pads are then joined by low-temperature annealing to form permanent electrical connections. Because no solder bumps are used, the interconnect pitch can be reduced below 10 µm, which is difficult to achieve with microbump flip-chip methods, and has been reduced below 1 µm in research settings (Lau, 2021, 2022). Wafer-to-wafer (W2W) bonding, which bonds entire wafers, was commercialized first in CMOS image sensors and 3D NAND, whereas die-to-wafer (D2W) bonding, which bonds individual dies to a wafer, is required to implement chiplets, HBM, and 3D logic. Figure 1 organizes hybrid bonding into four layers: enabling processes, bonding configurations, device structures, and applications.</w:t>
       </w:r>
     </w:p>
     <w:p>
@@ -617,7 +617,7 @@
         <w:t xml:space="preserve"> </w:t>
       </w:r>
       <w:r>
-        <w:t xml:space="preserve">sample). Second, 68 applications in which a search term is used in a different sense (63 for</w:t>
+        <w:t xml:space="preserve">sample). Second, the models were re-estimated without 68 applications whose titles use a search term in a different sense (63 for</w:t>
       </w:r>
       <w:r>
         <w:t xml:space="preserve"> </w:t>
@@ -646,7 +646,7 @@
         <w:t xml:space="preserve">hybrid bonding</w:t>
       </w:r>
       <w:r>
-        <w:t xml:space="preserve">), such as direct bonded copper (DBC) substrates, where copper is bonded to a ceramic substrate, and power modules, were identified from their titles, and the models were re-estimated without them (Appendix A). Third, because the extracted records do not include patent family identifiers, the same invention filed at several offices is counted as several applications; this was checked with a sample that keeps only the earliest application among those sharing the same title and with standard errors clustered by title. The 928 applications comprise 473 unique titles, of which 149 were filed at two or more offices.</w:t>
+        <w:t xml:space="preserve">), such as direct bonded copper (DBC) substrates, in which copper is bonded to a ceramic substrate, and power modules (Appendix A). Third, because the extracted records do not include patent family identifiers, the same invention filed at several offices is counted as several applications; this was checked with a sample that keeps only the earliest application among those sharing the same title and with standard errors clustered by title. The 928 applications comprise 473 unique titles, of which 149 were filed at two or more offices.</w:t>
       </w:r>
     </w:p>
     <w:bookmarkEnd w:id="22"/>
@@ -1209,7 +1209,7 @@
                 <w:sz w:val="14"/>
                 <w:szCs w:val="14"/>
               </w:rPr>
-              <w:t xml:space="preserve">Filing year (years elapsed since 1968 = 0); sample mean 49.7 (2017.7)</w:t>
+              <w:t xml:space="preserve">Filing year, measured as years since 1968 (1968 = 0); sample mean 49.7 (2017.7)</w:t>
             </w:r>
           </w:p>
         </w:tc>
@@ -1595,7 +1595,7 @@
         <w:pStyle w:val="BodyText"/>
       </w:pPr>
       <w:r>
-        <w:t xml:space="preserve">Table 2 lists the 11 symbols, among all CPC symbols assigned to the 928 applications, that are assigned to 200 or more applications. The symbols assigned to the most applications are 24/80, connection methods using bonding pads (</w:t>
+        <w:t xml:space="preserve">Table 2 lists the 11 CPC symbols assigned to 200 or more of the 928 applications. The symbols assigned to the most applications are 24/80, connection methods using bonding pads (</w:t>
       </w:r>
       <w:r>
         <w:t xml:space="preserve">“bonding areas”</w:t>
@@ -3326,7 +3326,7 @@
           <w:sz w:val="20"/>
           <w:szCs w:val="20"/>
         </w:rPr>
-        <w:t xml:space="preserve">Technology network in the regression data (H01L21 and H01L24 symbols assigned to 30 or more applications; node size indicates the number of applications, and line width indicates the number of applications to which both symbols are assigned, with only links of 10 or more shown; the prefix H01L is omitted).</w:t>
+        <w:t xml:space="preserve">Technology network in the regression data (H01L21 and H01L24 symbols assigned to 30 or more applications; node size indicates the number of applications, and line width indicates the number of applications to which both symbols are assigned, with only links of 10 or more applications shown; the prefix H01L is omitted).</w:t>
       </w:r>
     </w:p>
     <w:bookmarkEnd w:id="31"/>
@@ -3447,7 +3447,7 @@
         <w:pStyle w:val="BodyText"/>
       </w:pPr>
       <w:r>
-        <w:t xml:space="preserve">The shift in the locus of knowledge integration is examined with two supplementary indicators calculated by period. The first is the Jaccard coefficient (Jaccard, 1912), which measures the extent to which each of three fabrication-process domains (wafer fabrication, processing apparatus, and packaging-stage processes) is assigned to the same application as bonding symbols. The second is the period-specific technology network, in which symbols with a large connection strength are regarded as hubs and symbols with high betweenness centrality (Freeman, 1977) as linking symbols that connect different symbols; betweenness centrality is calculated without considering link weights. In knowledge terms, the Jaccard coefficient indicates how strongly each fabrication-process knowledge domain is integrated with bonding knowledge, and betweenness centrality indicates which knowledge domains link the two sides, that is, the locus of integration.</w:t>
+        <w:t xml:space="preserve">The shift in the locus of knowledge integration is examined with two supplementary indicators calculated by period. The first is the Jaccard coefficient (Jaccard, 1912), which measures how often symbols of each of the three fabrication-process domains (wafer fabrication, processing apparatus, and packaging-stage processes) are assigned to the same application as bonding symbols. The second is the period-specific technology network, in which symbols with a large connection strength are regarded as hubs and symbols with high betweenness centrality (Freeman, 1977) as linking symbols that connect different symbols; betweenness centrality is calculated without considering link weights. In knowledge terms, the Jaccard coefficient indicates how strongly each fabrication-process knowledge domain is integrated with bonding knowledge, and betweenness centrality indicates which knowledge domains link the two sides, that is, the locus of integration.</w:t>
       </w:r>
     </w:p>
     <w:p>
@@ -3483,7 +3483,7 @@
         <w:pStyle w:val="FirstParagraph"/>
       </w:pPr>
       <w:r>
-        <w:t xml:space="preserve">Of all 928 applications, the integrated type accounted for the largest share (425 applications, 45.8%), followed by bonding-only (338, 36.4%) and process-only (165, 17.8%) applications. Under the narrow definition that excludes packaging-stage processes, the integrated share was still 37.2% (Section 5.4). Nearly half of the applications thus integrate knowledge from both process domains within a single invention, and cross-stage convergence is not an exceptional phenomenon.</w:t>
+        <w:t xml:space="preserve">Of all 928 applications, the integrated type accounted for the largest share (425 applications, 45.8%), followed by bonding-only (338, 36.4%) and process-only (165, 17.8%) applications. Under the narrow definition that excludes packaging-stage processes, the integrated share was still 37.2% (Section 5.4). Nearly half of the applications thus integrated knowledge from both process domains within a single invention, so cross-stage convergence was not an exceptional phenomenon.</w:t>
       </w:r>
     </w:p>
     <w:p>
@@ -3944,7 +3944,7 @@
         <w:pStyle w:val="FirstParagraph"/>
       </w:pPr>
       <w:r>
-        <w:t xml:space="preserve">The level of knowledge integration differed considerably over time. The years 1968–2014 were grouped into a single period because filings were so sparse that the 47 years produced fewer applications (179) than the following five years (209). As Figure 5 shows, the share of process-only applications declined steadily from 43.6% in 1968–2014 to 14.8% in 2015–2019 and 10.4% in 2020–2024. The integrated share rose sharply from 31.3% to 62.2% and then fell to 44.3%, whereas the bonding-only share, 25.1% and 23.0% in the first two periods, rose to 45.4%. This evolution can be divided into three phases: up to 2014, when process-only applications were the most common; 2015–2019, when the integrated share peaked; and 2020–2024, when the integrated share declined and the bonding-only share rose to a level similar to that of the integrated type. Hereafter, the three phases are referred to as the formation, diffusion, and reconfiguration phases, respectively. The integration of knowledge from the two process stages thus intensified and then receded rather than accumulating steadily.</w:t>
+        <w:t xml:space="preserve">The level of knowledge integration differed considerably over time. The years 1968–2014 were grouped into a single period because filings were so sparse that the 47 years produced fewer applications (179) than the following five years (209). As Figure 5 shows, the share of process-only applications declined steadily from 43.6% in 1968–2014 to 14.8% in 2015–2019 and 10.4% in 2020–2024. The integrated share rose sharply from 31.3% to 62.2% and then fell to 44.3%, whereas the bonding-only share, 25.1% and 23.0% in the first two periods, rose to 45.4%. This evolution can be divided into three phases: 1968–2014, when process-only applications were the most common; 2015–2019, when the integrated share peaked; and 2020–2024, when the integrated share declined and the bonding-only share rose to a level similar to that of the integrated type. Hereafter, the three phases are referred to as the formation, diffusion, and reconfiguration phases, respectively. The integration of knowledge from the two process stages thus intensified and then receded rather than accumulating steadily.</w:t>
       </w:r>
     </w:p>
     <w:p>
@@ -4038,7 +4038,7 @@
         <w:t xml:space="preserve"> </w:t>
       </w:r>
       <w:r>
-        <w:t xml:space="preserve">In the multinomial logit of Table 3, the relative risk of the process-only type decreased by about 8.7% per year (RRR 0.913, p &lt; 0.01), whereas the relative risk of the integrated type showed no significant linear trend over the entire period (RRR 0.993). The predicted probability of being process-only was 0.27 for applications filed in 2010 but 0.12 for those filed in 2022; over the same period, that of being bonding-only increased from 0.31 to 0.40, whereas that of being integrated barely changed, from 0.43 to 0.47 (Figure 4, right). In the binary logit as well, more recent applications had lower odds of carrying fabrication-process symbols (annual OR 0.946, p &lt; 0.01), mainly because of the decline of the process-only type. In a multinomial logit that includes period dummies instead of a linear year term, the RRR of the process-only type relative to 1968–2014 was likewise 0.273 in 2015–2019 and 0.101 in 2020–2024 (both p &lt; 0.01), whereas that of the integrated type was 1.707 (p = 0.09) and then 0.762 (not significant). In the sample of applications filed in 2010 or later (N = 830), the year coefficient was significantly less than 1 for the integrated type as well (RRR 0.934, p &lt; 0.05), and the same held for the narrow fabrication-process definition and the sample excluding irrelevant uses (Appendix C). The center of gravity of filings thus shifted from fabrication processes toward bonding.</w:t>
+        <w:t xml:space="preserve">In the multinomial logit of Table 3, the relative risk of the process-only type decreased by about 8.7% per year (RRR 0.913, p &lt; 0.01), whereas the relative risk of the integrated type showed no significant linear trend over the entire period (RRR 0.993). The predicted probability of being process-only was 0.27 for applications filed in 2010 but 0.12 for those filed in 2022; over the same period, that of being bonding-only increased from 0.31 to 0.40, whereas that of being integrated barely changed, from 0.43 to 0.47 (Figure 4, right). In the binary logit as well, more recent applications had lower odds of carrying fabrication-process symbols (annual OR 0.946, p &lt; 0.01), mainly because of the decline of the process-only type. In a multinomial logit that includes period dummies instead of a linear year term, the RRR of the process-only type relative to 1968–2014 was likewise 0.273 in 2015–2019 and 0.101 in 2020–2024 (both p &lt; 0.01), whereas that of the integrated type was 1.707 (p = 0.09) and then 0.762 (not significant). In the sample of applications filed in 2010 or later (N = 830), the year coefficient was significantly less than 1 for the integrated type as well (RRR 0.934, p &lt; 0.05). The year coefficient for the integrated type was also significantly less than 1 under the narrow fabrication-process definition (0.967) and in the sample excluding irrelevant uses (0.949) (Table C.1 in Appendix C). The center of gravity of filings thus shifted from fabrication processes toward bonding.</w:t>
       </w:r>
     </w:p>
     <w:p>
@@ -4684,7 +4684,7 @@
         <w:pStyle w:val="BodyText"/>
       </w:pPr>
       <w:r>
-        <w:t xml:space="preserve">This change originated in the applications containing the core technologies. The integrated share of bonding applications without the core technologies actually rose, whereas that of applications containing them fell. Over the same periods, the share of applications containing the core technologies among bonding applications rose from 53.5% to 78.7% and 88.0%, which suggests that invention converged on a single core design. The fabrication-process symbols assigned together with the core technologies also differed across periods. In integrated applications containing the core technologies, the most frequent H01L21 symbols in 2015–2019 were the joining of semiconductor bodies (21/187; 22 applications) and through-substrate vias (21/76898; 21 applications), whereas those in 2020–2024 were support using temporary substrates (21/6835; 48 applications) and temporary substrates used as encapsulation process aids (21/568; 43 applications). The latter two symbols concern processes for supporting dies and completing them as packages rather than the bonding principle itself.</w:t>
+        <w:t xml:space="preserve">This change originated in the applications containing the core technologies. The integrated share of bonding applications without the core technologies actually rose, whereas that of applications containing them fell. Over the same periods, the share of applications containing the core technologies among bonding applications rose from 53.5% to 78.7% and 88.0%, which suggests that inventive activity converged on a single core design. The fabrication-process symbols assigned together with the core technologies also differed across periods. In integrated applications containing the core technologies, the most frequent H01L21 symbols in 2015–2019 were the joining of semiconductor bodies (21/187; 22 applications) and through-substrate vias (21/76898; 21 applications), whereas those in 2020–2024 were support using temporary substrates (21/6835; 48 applications) and temporary substrates used as encapsulation process aids (21/568; 43 applications). The latter two symbols concern processes for supporting dies and completing them as packages rather than the bonding principle itself.</w:t>
       </w:r>
     </w:p>
     <w:p>
@@ -5677,7 +5677,7 @@
           <w:sz w:val="20"/>
           <w:szCs w:val="20"/>
         </w:rPr>
-        <w:t xml:space="preserve">Comparison of the re-estimation results of the multinomial logit (multinomial logit RRRs, base category = bonding-only; filing office dummies included; * p &lt; 0.10, ** p &lt; 0.05, *** p &lt; 0.01).</w:t>
+        <w:t xml:space="preserve">Comparison of the re-estimation results of the multinomial logit (RRRs, base category = bonding-only; filing office dummies included; * p &lt; 0.10, ** p &lt; 0.05, *** p &lt; 0.01).</w:t>
       </w:r>
     </w:p>
     <w:tbl>
@@ -6360,7 +6360,7 @@
         <w:t xml:space="preserve"> </w:t>
       </w:r>
       <w:r>
-        <w:t xml:space="preserve">sample. With standard errors clustered by title, the only coefficient that lost significance was that of scope for the process-only type (RRR 0.905, p = 0.29), which is not shown in the table. When the model was re-estimated with the type-minimum-adjusted CPC scope (breadth_adj), the RRR for the integrated type decreased from 1.403 to 1.262 but kept its direction, so CPC diversity beyond the minimum composition of each type is also associated with the integrated type. Under the narrow fabrication-process definition (excluding 20 applications for which no symbol remains, N = 908), the type distribution becomes 46.8% bonding-only, 37.2% integrated, and 16.0% process-only, so bonding-only becomes the largest type. The descriptive finding that the integrated type is the largest therefore depends on the definition of fabrication processes. Even under this definition, however, more than one-third of the applications carried symbols of both domains, and the signs and significance of the two key coefficients were unchanged. In the</w:t>
+        <w:t xml:space="preserve">sample. With standard errors clustered by title, the only multinomial logit coefficient that lost significance was that of scope for the process-only type (RRR 0.905, p = 0.29), which is not shown in the table. When the model was re-estimated with the type-minimum-adjusted CPC scope (breadth_adj), the RRR for the integrated type decreased from 1.403 to 1.262 but kept its direction, so CPC diversity beyond the minimum composition of each type is also associated with the integrated type. Under the narrow fabrication-process definition (excluding 20 applications for which no symbol remains, N = 908), the type distribution becomes 46.8% bonding-only, 37.2% integrated, and 16.0% process-only, so bonding-only becomes the largest type. The descriptive finding that the integrated type is the largest therefore depends on the definition of fabrication processes. Even under this definition, however, more than one-third of the applications carried symbols of both domains, and the signs and significance of the two key coefficients were unchanged. In the</w:t>
       </w:r>
       <w:r>
         <w:t xml:space="preserve"> </w:t>
@@ -6376,7 +6376,7 @@
         <w:t xml:space="preserve"> </w:t>
       </w:r>
       <w:r>
-        <w:t xml:space="preserve">sample (N = 467), the integrated share was 49.5% and the RRR of technological scope for the integrated type (1.485) was significant, but the year coefficient for the process-only type was not (1.029), as the sample contains only 30 applications filed up to 2014. This appears to be because the decline of the process-only type largely reflects a transition from wafer bonding process applications filed when the term</w:t>
+        <w:t xml:space="preserve">sample (N = 467), the integrated share was 49.5% and the RRR of technological scope for the integrated type (1.485) was significant, but the year coefficient for the process-only type was not (1.029). The sample contains only 30 applications filed in 1968–2014, and the decline of the process-only type appears largely to reflect a transition from wafer bonding process applications filed when the term</w:t>
       </w:r>
       <w:r>
         <w:t xml:space="preserve"> </w:t>
@@ -6408,7 +6408,7 @@
         <w:t xml:space="preserve"> </w:t>
       </w:r>
       <w:r>
-        <w:t xml:space="preserve">era, a transition that this sample cannot adequately observe.</w:t>
+        <w:t xml:space="preserve">era, which this sample cannot adequately observe.</w:t>
       </w:r>
     </w:p>
     <w:p>
@@ -7544,7 +7544,7 @@
         <w:pStyle w:val="BodyText"/>
       </w:pPr>
       <w:r>
-        <w:t xml:space="preserve">In the core technology model, the findings that the odds ratio for 1968–2014 exceeds 1, that the odds ratio for 2020–2024 does not differ significantly from 1, and that the ratio between them (last column) is significantly less than 1 held in all seven estimations (Table 7). Controlling for the number of bonding symbols other than the core symbols (whose own odds ratio is 1.100, p &lt; 0.01) barely changed the period-specific odds ratios, so the association of the core technologies does not simply reflect applications carrying many bonding symbols. In the sample excluding irrelevant uses, where the results are weakest, the odds ratio for 1968–2014 falls to 3.981, because 28 of the 51 irrelevant applications with bonding symbols were filed up to 2014 without the core technologies and 25 of these were bonding-only. Even in this sample, the odds ratio for 1968–2014 (p &lt; 0.05) and the 2020–2024 interaction (0.185, p &lt; 0.05) were significant. The odds ratio for 2015–2019, however, loses significance with clustered standard errors and in the sample excluding irrelevant uses, so whether the advantage of the core technologies became nonsignificant in the diffusion phase or in the reconfiguration phase is left undetermined. Overall, the key results for RQ1 and RQ3 held in all re-estimations, and the temporal trend for RQ2 held in all re-estimations except the</w:t>
+        <w:t xml:space="preserve">In the core technology model, the findings that the odds ratio for 1968–2014 exceeds 1, that the odds ratio for 2020–2024 does not differ significantly from 1, and that the ratio between them (last column) is significantly less than 1 held in all seven estimations (Table 7). Controlling for the number of bonding symbols other than the core symbols (whose own odds ratio is 1.100, p &lt; 0.01) left the direction and significance of the period-specific odds ratios unchanged (from 11.071 to 8.768 for 1968–2014), so the association of the core technologies does not simply reflect applications carrying many bonding symbols. In the sample excluding irrelevant uses, where the results are weakest, the odds ratio for 1968–2014 falls to 3.981, because 28 of the 51 irrelevant applications with bonding symbols were filed in 1968–2014 and lacked the core technologies, and 25 of these were bonding-only. Even in this sample, the odds ratio for 1968–2014 (p &lt; 0.05) and the 2020–2024 interaction (0.185, p &lt; 0.05) were significant. The odds ratio for 2015–2019, however, loses significance with clustered standard errors and in the sample excluding irrelevant uses, so whether the advantage of the core technologies became nonsignificant in the diffusion phase or in the reconfiguration phase is left undetermined. Overall, the key regression result for RQ1 (scope → integrated) and the key results for RQ3 held in all re-estimations, and the temporal trend for RQ2 held in all re-estimations except the</w:t>
       </w:r>
       <w:r>
         <w:t xml:space="preserve"> </w:t>
@@ -7560,7 +7560,7 @@
         <w:t xml:space="preserve"> </w:t>
       </w:r>
       <w:r>
-        <w:t xml:space="preserve">sample, which contains few applications filed up to 2014.</w:t>
+        <w:t xml:space="preserve">sample, which contains few applications filed in 1968–2014.</w:t>
       </w:r>
     </w:p>
     <w:bookmarkEnd w:id="43"/>
@@ -7598,7 +7598,7 @@
         <w:t xml:space="preserve"> </w:t>
       </w:r>
       <w:r>
-        <w:t xml:space="preserve">The literature has treated convergence mainly as a phenomenon between industries or between technological fields (Curran &amp; Leker, 2011; Hacklin et al., 2010; Zhang &amp; Zhang, 2025). The finding that 45.8% of the applications related to hybrid bonding (37.2% under the narrow definition) carry symbols of both domains shows that the technological convergence stage of the stage model also appears in individual inventions at the boundary between process stages of a single industry, where knowledge from vertically separated domains is integrated within inventions. In knowledge terms, this extends the study of knowledge boundaries, which has centered on firm boundaries (Brusoni et al., 2001; Kapoor &amp; Adner, 2012), to vertically separated process domains within an industry. Whereas Kapoor (2013) showed that organizational integration persisted amid the division of labor, this study shows the technological basis of that integration at the level of invention. Such inventions represent an expansion of technological interdependence that may precede the reorganization of the industry architecture (Jacobides et al., 2006), and the hypothesis that the distribution of boundary-spanning patents may serve as a leading indicator of changes in organizational boundaries is left for future research. In addition, boundary-spanning patents included more diverse technical elements, and this association persisted in all three phases, which offers one answer to the question of which inventions embody convergence, a question that field-level indicators could hardly address. This finding is consistent with work on the economic value of patent scope (Lerner, 1994) and on portfolio strategies in fragmented markets for technology (Zhao et al., 2023; Ziedonis, 2004), but it is a compositional association partly built into the definition of the types, not evidence that diversity causes integration (Section 5.4).</w:t>
+        <w:t xml:space="preserve">The literature has treated convergence mainly as a phenomenon between industries or between technological fields (Curran &amp; Leker, 2011; Hacklin et al., 2010; Zhang &amp; Zhang, 2025). The finding that 45.8% of the applications related to hybrid bonding (37.2% under the narrow definition) carry symbols of both domains shows that the technological convergence stage of the stage model also appears in individual inventions at the boundary between process stages of a single industry, where knowledge from vertically separated domains is integrated within inventions. In knowledge terms, this extends the study of knowledge boundaries, which has centered on firm boundaries (Brusoni et al., 2001; Kapoor &amp; Adner, 2012), to vertically separated process domains within an industry. Whereas Kapoor (2013) showed that organizational integration persisted amid the division of labor, this study shows the technological basis of that integration at the level of invention. Such inventions represent an expansion of technological interdependence that may precede the reorganization of the industry architecture (Jacobides et al., 2006), and the hypothesis that the distribution of boundary-spanning patents may serve as a leading indicator of changes in organizational boundaries is left for future research. In addition, boundary-spanning patents included more diverse technical elements, and this association persisted in all three phases, which offers one answer to the question of which inventions embody convergence, a question that field-level indicators could not readily address. This finding is consistent with work on the economic value of patent scope (Lerner, 1994) and on portfolio strategies in fragmented markets for technology (Zhao et al., 2023; Ziedonis, 2004), but it is a compositional association partly built into the definition of the types, not evidence that diversity causes integration (Section 5.4).</w:t>
       </w:r>
     </w:p>
     <w:p>
@@ -7616,7 +7616,7 @@
         <w:t xml:space="preserve"> </w:t>
       </w:r>
       <w:r>
-        <w:t xml:space="preserve">Table 8 summarizes the results in chronological order. If convergence were a simple process of expansion, the share of boundary-spanning patents would be expected to increase over time; instead, process-only applications were the most common in the formation phase and integrated applications in the diffusion phase, and in the reconfiguration phase bonding-only applications increased to a level similar to that of integrated applications. The number of symbols per application followed the same pattern: bonding (H01L24) symbols increased from 3.03 up to 2014 to 4.73 in 2015–2019 and then decreased to 3.91 in 2020–2024, whereas fabrication-process (H01L21) symbols, at 2.12 and 2.23 in the first two periods, decreased to 1.46. In terms of the expectations of Section 2.3, the formation phase corresponds to the knowledge convergence stage, in which the fabrication-process knowledge required for bonding accumulates; the diffusion phase to the technological convergence stage, in which knowledge from the two domains is combined within single inventions; and the reconfiguration phase, in which the fabrication processes combined with the core technologies shifted to die support and encapsulation, to a transition toward the applicational convergence stage. The intensity and form of cross-stage knowledge integration were thus reorganized nonlinearly as the technological architecture evolved, which reveals the temporal change in the content of convergence that the stage model (Hacklin et al., 2010) proposed but that had received little empirical attention.</w:t>
+        <w:t xml:space="preserve">Table 8 summarizes the results in chronological order. If convergence were a simple process of expansion, the share of boundary-spanning patents would be expected to increase over time; instead, process-only applications were the most common in the formation phase and integrated applications in the diffusion phase, and in the reconfiguration phase bonding-only applications increased to a level similar to that of integrated applications. The number of symbols per application followed the same pattern: bonding (H01L24) symbols increased from 3.03 in 1968–2014 to 4.73 in 2015–2019 and then decreased to 3.91 in 2020–2024, whereas fabrication-process (H01L21) symbols, at 2.12 and 2.23 in the first two periods, decreased to 1.46. In terms of the expectations of Section 2.3, the formation phase corresponds to the knowledge convergence stage, in which the fabrication-process knowledge required for bonding accumulates; the diffusion phase to the technological convergence stage, in which knowledge from the two domains is combined within single inventions; and the reconfiguration phase, in which the fabrication processes combined with the core technologies shifted to die support and encapsulation, to a transition toward the applicational convergence stage. The intensity and form of cross-stage knowledge integration were thus reorganized nonlinearly as the technological architecture evolved, which reveals the temporal change in the content of convergence that the stage model (Hacklin et al., 2010) proposed but that had received little empirical attention.</w:t>
       </w:r>
     </w:p>
     <w:p>
@@ -8346,7 +8346,7 @@
         <w:pStyle w:val="FirstParagraph"/>
       </w:pPr>
       <w:r>
-        <w:t xml:space="preserve">The finding that a substantial share of applications contain both fabrication-process and bonding technologies implies that bonding capabilities alone are not sufficient in hybrid bonding and that knowledge of adjacent processes, spanning surface planarization, contamination control, surface chemistry, and alignment, may become increasingly important. Because the boundaries of production and of knowledge do not necessarily coincide (Brusoni et al., 2001; Kapoor &amp; Adner, 2012), firms need to maintain knowledge of adjacent process stages that they do not perform themselves. Moreover, in the reconfiguration phase, inventions containing the core technologies did not carry fabrication-process symbols more often than other bonding inventions, and the fabrication processes combined with the core technologies were mostly processes for supporting dies and completing them as packages. This suggests that the focus of competition may be shifting from inventing the core bonding principle to inventing applications that combine this principle with die-level processes. For the Korean memory industry, which seeks to introduce hybrid bonding in next-generation HBM stacking, this implies that packaging competitiveness may not depend on the bonding principle alone and that, in addition to fabrication capabilities such as planarization, surface chemistry, and alignment metrology, capabilities in processes for handling and stacking thin dies may be required.</w:t>
+        <w:t xml:space="preserve">The finding that many applications contain both fabrication-process and bonding technologies implies that bonding capabilities alone are not sufficient in hybrid bonding and that knowledge of adjacent processes, spanning surface planarization, contamination control, surface chemistry, and alignment, may become increasingly important. Because the boundaries of production and of knowledge do not necessarily coincide (Brusoni et al., 2001; Kapoor &amp; Adner, 2012), firms need to maintain knowledge of adjacent process stages that they do not perform themselves. Moreover, in the reconfiguration phase, inventions containing the core technologies did not carry fabrication-process symbols more often than other bonding inventions, and the most frequent fabrication processes combined with the core technologies were processes for supporting dies and completing them as packages. This suggests that the focus of competition may be shifting from inventing the core bonding principle to inventing applications that combine this principle with die-level processes. For the Korean memory industry, which seeks to introduce hybrid bonding in next-generation HBM stacking, this implies that packaging competitiveness may not depend on the bonding principle alone and that, in addition to fabrication capabilities such as planarization, surface chemistry, and alignment metrology, capabilities in processes for handling and stacking thin dies may be required.</w:t>
       </w:r>
     </w:p>
     <w:bookmarkEnd w:id="46"/>
@@ -8364,7 +8364,7 @@
         <w:pStyle w:val="FirstParagraph"/>
       </w:pPr>
       <w:r>
-        <w:t xml:space="preserve">This study has several limitations. First, the H01L21–H01L24 co-classification was used as an observable trace of the integration of knowledge from two process domains within an invention; it does not measure knowledge transfer between organizations, firms’ absorptive capacity, or innovation performance. H01L21 includes packaging-stage fabrication processes, and technological scope is derived from the same CPC information as the types; although the regression results held under the narrow definition, descriptive statistics such as the integrated share depend on the definition. Given that the CPC is revised periodically and earlier applications may be reclassified retroactively, part of the observed temporal change may also reflect changes in the classification system and examination practices. Second, the title keyword search has clear criteria but cannot capture applications whose titles lack relevant terms, and because the data lack patent family identifiers, duplicates were approximated with identical titles, so the independence of observations is not fully guaranteed. Third, the regression data do not include applicants, firm types, nationalities, end-use areas, the distinction between wafer-level and die-level bonding, or CPC symbols outside the two classes. Fourth, this study does not claim causality. Diversity and type are likely to be jointly determined, no suitable instrumental variable is available, and the period division of the core technology analysis approximates the timing of the emergence of a dominant design with filing periods rather than measuring it directly. Because patent applications are generally published 18 months after their priority date, applications from the most recent years are not yet fully observed (Figure 2). In addition, the boundaries of the three periods were set in light of the concentration of filings rather than estimated from the data. The results for the reconfiguration phase should therefore be interpreted with this truncation in mind, and examination under alternative period divisions is left for future work. Fifth, CPC co-classification is reproducible but is assigned later than the invention itself. Text-based methods (Lei et al., 2019; Preschitschek et al., 2013; Zhu &amp; Motohashi, 2022) allow earlier detection but depend on trained models, so this study, in which the boundary between H01L21 and H01L24 is institutionally clear, prioritized reproducibility.</w:t>
+        <w:t xml:space="preserve">This study has several limitations. First, the H01L21–H01L24 co-classification was used as an observable trace of the integration of knowledge from two process domains within an invention; it does not measure knowledge transfer between organizations, firms’ absorptive capacity, or innovation performance. H01L21 includes packaging-stage fabrication processes, and technological scope is derived from the same CPC information as the types; although the regression results held under the narrow definition, descriptive statistics such as the integrated share depend on the definition. Given that the CPC is revised periodically and earlier applications may be reclassified retroactively, part of the observed temporal change may also reflect changes in the classification system and examination practices. Second, the title keyword search has clear criteria but cannot capture applications whose titles lack relevant terms, and because the data lack patent family identifiers, duplicates were approximated with identical titles, so the independence of observations is not fully guaranteed. Third, the regression data do not include applicants, firm types, nationalities, end-use areas, the distinction between wafer-level and die-level bonding, or CPC symbols outside the two classes. Fourth, this study does not claim causality. Diversity and type are likely to be jointly determined, no suitable instrumental variable is available, and the period division of the core technology analysis approximates the timing of the emergence of a dominant design with filing periods rather than measuring it directly. Because patent applications are generally published 18 months after their priority date, applications from the most recent years are not yet fully observed (Figure 2). In addition, the boundaries of the three periods were set in light of the concentration of filings rather than estimated from the data. The results for the reconfiguration phase should therefore be interpreted with the truncation of recent filings in mind, and examination under alternative period divisions is left for future work. Fifth, CPC co-classification is reproducible but is assigned later than the invention itself. Text-based methods (Lei et al., 2019; Preschitschek et al., 2013; Zhu &amp; Motohashi, 2022) allow earlier detection but depend on trained models, so this study, in which the boundary between H01L21 and H01L24 is institutionally clear, prioritized reproducibility.</w:t>
       </w:r>
     </w:p>
     <w:p>
@@ -8399,7 +8399,7 @@
         <w:pStyle w:val="BodyText"/>
       </w:pPr>
       <w:r>
-        <w:t xml:space="preserve">The integrated type accounted for the largest share, 45.8%, and still accounted for 37.2% under the narrow definition, and applications including more diverse technical elements were more likely to cross the boundary (RQ1). Knowledge integration changed through a formation phase dominated by process-only applications, a diffusion phase in which the integrated type peaked, and a reconfiguration phase in which the integrated type declined and the bonding-only type increased, and the center of gravity of filings shifted from fabrication processes toward bonding (RQ2). The odds that applications containing the core technologies also carried fabrication-process classifications were 11.1 times those of other bonding applications in the formation phase, but the difference was not significant in the reconfiguration phase, and the center of the fabrication processes combined with bonding shifted from wafer fabrication to processing apparatus and packaging-stage processes (RQ3). As the technological architecture matured, the integration of knowledge from the two process stages did not disappear but relocated from the core bonding interface to the peripheral processes that implement the architecture.</w:t>
+        <w:t xml:space="preserve">The integrated type accounted for the largest share, 45.8%, and still accounted for 37.2% under the narrow definition, and applications including more diverse technical elements were more likely to cross the boundary (RQ1). Knowledge integration changed through a formation phase dominated by process-only applications, a diffusion phase in which the integrated share peaked, and a reconfiguration phase in which the integrated share declined and the bonding-only share increased, and the center of gravity of filings shifted from fabrication processes toward bonding (RQ2). The odds that applications containing the core technologies also carried fabrication-process classifications were 11.1 times those of other bonding applications in the formation phase, but the difference was not significant in the reconfiguration phase, and the center of the fabrication processes combined with bonding shifted from wafer fabrication to processing apparatus and packaging-stage processes (RQ3). As the technological architecture matured, the integration of knowledge from the two process stages did not disappear but relocated from the core bonding interface to the peripheral processes that implement the architecture.</w:t>
       </w:r>
     </w:p>
     <w:p>
